--- a/testakten/familienrecht-sorge-umgang-gewaltschutz-essen/01_mandatsnotiz_erstgespraech.docx
+++ b/testakten/familienrecht-sorge-umgang-gewaltschutz-essen/01_mandatsnotiz_erstgespraech.docx
@@ -4,94 +4,221 @@
   <w:body>
     <w:p>
       <w:pPr>
-        <w:pStyle w:val="Heading1"/>
+        <w:spacing w:after="40"/>
       </w:pPr>
       <w:r>
-        <w:t>Mandatsnotiz Erstgespräch</w:t>
+        <w:rPr>
+          <w:rFonts w:ascii="Arial" w:hAnsi="Arial"/>
+          <w:b/>
+          <w:color w:val="17365D"/>
+          <w:sz w:val="17"/>
+        </w:rPr>
+        <w:t>KANZLEIVERMERK</w:t>
       </w:r>
     </w:p>
     <w:p>
       <w:pPr>
-        <w:pStyle w:val="Heading2"/>
+        <w:spacing w:after="40"/>
       </w:pPr>
       <w:r>
-        <w:t>1. Ausgangspunkt</w:t>
-      </w:r>
-    </w:p>
-    <w:p>
-      <w:r>
-        <w:t>Derya schildert Drohungen und eine beschädigte Schlafzimmertür.</w:t>
-      </w:r>
-    </w:p>
-    <w:p>
-      <w:r>
-        <w:t>Cem bestreitet Gewalt und behauptet, Derya verhindere Umgang seit Wochen.</w:t>
-      </w:r>
-    </w:p>
-    <w:p>
-      <w:r>
-        <w:t>Leila schreibt der Schulsozialarbeiterin, sie wolle Ruhe und keine Nachrichten über sie.</w:t>
+        <w:rPr>
+          <w:rFonts w:ascii="Arial" w:hAnsi="Arial"/>
+          <w:b/>
+          <w:sz w:val="25"/>
+        </w:rPr>
+        <w:t>Kanzlei Yilmaz &amp; Becker</w:t>
       </w:r>
     </w:p>
     <w:p>
       <w:pPr>
-        <w:pStyle w:val="Heading2"/>
+        <w:spacing w:after="200"/>
       </w:pPr>
       <w:r>
-        <w:t>2. Ziele und Dringlichkeit</w:t>
-      </w:r>
-    </w:p>
-    <w:p>
-      <w:r>
-        <w:t>Derya beantragt Kontakt- und Näherungsverbot sowie Wohnungszuweisung.</w:t>
-      </w:r>
-    </w:p>
-    <w:p>
-      <w:r>
-        <w:t>Cem beantragt begleiteten Umgang und gemeinsame Sorge für Schulentscheidungen.</w:t>
-      </w:r>
-    </w:p>
-    <w:p>
-      <w:r>
-        <w:t>Streit besteht über Eskalationsursache, Kindeswille, Manipulationsvorwurf und Übergabemodus.</w:t>
+        <w:rPr>
+          <w:rFonts w:ascii="Arial" w:hAnsi="Arial"/>
+          <w:color w:val="586069"/>
+          <w:sz w:val="17"/>
+        </w:rPr>
+        <w:t>Familienrecht | Rüttenscheider Straße 118 | 45131 Essen | Telefon 0201 440870</w:t>
       </w:r>
     </w:p>
     <w:p>
       <w:pPr>
-        <w:pStyle w:val="Heading2"/>
+        <w:spacing w:after="160"/>
       </w:pPr>
       <w:r>
-        <w:t>3. Offene Unterlagen</w:t>
+        <w:t>Intern - elektronische Handakte</w:t>
       </w:r>
     </w:p>
     <w:p>
+      <w:pPr>
+        <w:spacing w:after="80"/>
+      </w:pPr>
       <w:r>
-        <w:t>Polizeivermerk vollständig anfordern.</w:t>
+        <w:rPr>
+          <w:rFonts w:ascii="Arial" w:hAnsi="Arial"/>
+          <w:color w:val="586069"/>
+          <w:sz w:val="18"/>
+        </w:rPr>
+        <w:t>Datum: 20.06.2026  |  Zeichen: YB/26-418 DA</w:t>
       </w:r>
     </w:p>
     <w:p>
+      <w:pPr>
+        <w:pStyle w:val="Title"/>
+      </w:pPr>
       <w:r>
-        <w:t>Kindesanhörung und Verfahrensbeistand vorbereiten.</w:t>
+        <w:t>Mandatsnotiz Aydin - Gewaltschutz, Wohnung, Sorge und Umgang</w:t>
       </w:r>
     </w:p>
     <w:p>
+      <w:pPr>
+        <w:jc w:val="both"/>
+      </w:pPr>
       <w:r>
-        <w:t>Schutzanordnung zeitlich und räumlich konkret formulieren.</w:t>
+        <w:t>Derya Aydin wurde am Samstagvormittag im Beisein ihrer Schwester beraten. Die Kinder Leila und Emir waren nicht anwesend. Das Gespräch diente der Sicherung des aktuellen Sachverhalts und der Auswahl eines kurzfristig tragfähigen Schutz- und Umgangskonzepts.</w:t>
       </w:r>
     </w:p>
     <w:p>
+      <w:pPr>
+        <w:pStyle w:val="Heading1"/>
+      </w:pPr>
       <w:r>
-        <w:t>Umgangsalternative mit neutralem Übergabeort prüfen.</w:t>
+        <w:t>1. Aktuelle Lage</w:t>
+      </w:r>
+    </w:p>
+    <w:p>
+      <w:pPr>
+        <w:jc w:val="both"/>
+      </w:pPr>
+      <w:r>
+        <w:t>Am 18. Juni kam es in der Ehewohnung zu einem lautstarken Streit. Nach Deryas Darstellung schlug Cem gegen die Schlafzimmertür, kündigte an, sie werde „die Kinder nicht behalten“, und versuchte, ihr Telefon abzunehmen. Cem bestreitet körperliche Gewalt und behauptet, die Tür sei beim Zuschlagen gegen einen Wäschekorb beschädigt worden. Die Nachbarin rief die Polizei.</w:t>
+      </w:r>
+    </w:p>
+    <w:p>
+      <w:pPr>
+        <w:jc w:val="both"/>
+      </w:pPr>
+      <w:r>
+        <w:t>Die Polizei sprach eine Wegweisung bis 28. Juni aus. Derya übernachtete zunächst mit den Kindern bei ihrer Schwester, möchte aber in die Ehewohnung zurückkehren. Schlüsselbesitz, persönliche Sachen Cems und Übergabe eines Dienstfahrzeugs sind ungeklärt.</w:t>
+      </w:r>
+    </w:p>
+    <w:p>
+      <w:pPr>
+        <w:pStyle w:val="Heading1"/>
+      </w:pPr>
+      <w:r>
+        <w:t>2. Kinder</w:t>
+      </w:r>
+    </w:p>
+    <w:p>
+      <w:pPr>
+        <w:jc w:val="both"/>
+      </w:pPr>
+      <w:r>
+        <w:t>Leila, zehn Jahre, wandte sich am 19. Juni über das Schulportal an die Schulsozialarbeiterin und bat darum, nicht als Nachrichtenübermittlerin benutzt zu werden. Emir, sechs Jahre, fragt nach seinem Vater und weint bei Abholsituationen. Beide Kinder befanden sich während des Polizeieinsatzes zeitweise bei der Nachbarin. Es gibt bislang keine gerichtliche Umgangsregelung und keinen bestellten Verfahrensbeistand.</w:t>
+      </w:r>
+    </w:p>
+    <w:p>
+      <w:pPr>
+        <w:pStyle w:val="Heading1"/>
+      </w:pPr>
+      <w:r>
+        <w:t>3. Ziele</w:t>
+      </w:r>
+    </w:p>
+    <w:p>
+      <w:pPr>
+        <w:jc w:val="both"/>
+      </w:pPr>
+      <w:r>
+        <w:t>Derya möchte eine befristete Kontakt- und Näherungsanordnung, die Zuweisung der Wohnung und eine sichere Kommunikation nur über eine Eltern-App. Sie lehnt Kontakt der Kinder zum Vater nicht grundsätzlich ab, verlangt aber zunächst begleitete Übergaben. Schul- und Gesundheitsentscheidungen sollen nicht ohne Not aus dem gemeinsamen Sorgerecht herausgelöst werden.</w:t>
+      </w:r>
+    </w:p>
+    <w:p>
+      <w:pPr>
+        <w:pStyle w:val="Heading1"/>
+      </w:pPr>
+      <w:r>
+        <w:t>4. Sofortige Belege und Schritte</w:t>
+      </w:r>
+    </w:p>
+    <w:p>
+      <w:pPr>
+        <w:jc w:val="both"/>
+      </w:pPr>
+      <w:r>
+        <w:t>Vollständiger Polizeivorgang, Einsatzaufzeichnung, Fotos mit Metadaten, Sprachnachrichten, Schulnotiz und medizinische Unterlagen werden gesichert. Der Antrag muss verbotene Handlungen, räumliche Bereiche, Kommunikationskanäle und Dauer konkret bezeichnen. Parallel wird ein vorläufiger Umgangskorridor entwickelt, der Schutzanordnung und Eltern-Kind-Kontakt nicht widersprüchlich regelt.</w:t>
+      </w:r>
+    </w:p>
+    <w:p>
+      <w:pPr>
+        <w:jc w:val="both"/>
+      </w:pPr>
+      <w:r>
+        <w:t>Bearbeiterin: Rechtsanwältin Ayla Yilmaz Wiedervorlage: 22.06.2026, 08:00 Uhr</w:t>
       </w:r>
     </w:p>
     <w:sectPr>
-      <w:pgSz w:w="12240" w:h="15840"/>
-      <w:pgMar w:top="1440" w:right="1800" w:bottom="1440" w:left="1800" w:header="720" w:footer="720" w:gutter="0"/>
+      <w:headerReference w:type="default" r:id="rId9"/>
+      <w:footerReference w:type="default" r:id="rId10"/>
+      <w:pgSz w:w="11906" w:h="16838"/>
+      <w:pgMar w:top="1020" w:right="1134" w:bottom="1020" w:left="1417" w:header="454" w:footer="454" w:gutter="0"/>
       <w:cols w:space="720"/>
       <w:docGrid w:linePitch="360"/>
     </w:sectPr>
   </w:body>
 </w:document>
+</file>
+
+<file path=word/footer1.xml><?xml version="1.0" encoding="utf-8"?>
+<w:ftr xmlns:m="http://schemas.openxmlformats.org/officeDocument/2006/math" xmlns:mc="http://schemas.openxmlformats.org/markup-compatibility/2006" xmlns:mo="http://schemas.microsoft.com/office/mac/office/2008/main" xmlns:mv="urn:schemas-microsoft-com:mac:vml" xmlns:o="urn:schemas-microsoft-com:office:office" xmlns:r="http://schemas.openxmlformats.org/officeDocument/2006/relationships" xmlns:v="urn:schemas-microsoft-com:vml" xmlns:w10="urn:schemas-microsoft-com:office:word" xmlns:w14="http://schemas.microsoft.com/office/word/2010/wordml" xmlns:w="http://schemas.openxmlformats.org/wordprocessingml/2006/main" xmlns:wne="http://schemas.microsoft.com/office/word/2006/wordml" xmlns:wp14="http://schemas.microsoft.com/office/word/2010/wordprocessingDrawing" xmlns:wp="http://schemas.openxmlformats.org/drawingml/2006/wordprocessingDrawing" xmlns:wpc="http://schemas.microsoft.com/office/word/2010/wordprocessingCanvas" xmlns:wpg="http://schemas.microsoft.com/office/word/2010/wordprocessingGroup" xmlns:wpi="http://schemas.microsoft.com/office/word/2010/wordprocessingInk" xmlns:wps="http://schemas.microsoft.com/office/word/2010/wordprocessingShape" mc:Ignorable="w14 wp14">
+  <w:p>
+    <w:pPr>
+      <w:pStyle w:val="Footer"/>
+      <w:spacing w:before="0"/>
+      <w:jc w:val="right"/>
+    </w:pPr>
+    <w:r>
+      <w:rPr>
+        <w:rFonts w:ascii="Arial" w:hAnsi="Arial"/>
+        <w:color w:val="586069"/>
+        <w:sz w:val="16"/>
+      </w:rPr>
+      <w:t xml:space="preserve">Seite </w:t>
+    </w:r>
+    <w:r>
+      <w:rPr>
+        <w:rFonts w:ascii="Arial" w:hAnsi="Arial"/>
+        <w:color w:val="586069"/>
+        <w:sz w:val="16"/>
+      </w:rPr>
+      <w:fldChar w:fldCharType="begin"/>
+      <w:instrText xml:space="preserve"> PAGE </w:instrText>
+      <w:fldChar w:fldCharType="end"/>
+    </w:r>
+  </w:p>
+</w:ftr>
+</file>
+
+<file path=word/header1.xml><?xml version="1.0" encoding="utf-8"?>
+<w:hdr xmlns:m="http://schemas.openxmlformats.org/officeDocument/2006/math" xmlns:mc="http://schemas.openxmlformats.org/markup-compatibility/2006" xmlns:mo="http://schemas.microsoft.com/office/mac/office/2008/main" xmlns:mv="urn:schemas-microsoft-com:mac:vml" xmlns:o="urn:schemas-microsoft-com:office:office" xmlns:r="http://schemas.openxmlformats.org/officeDocument/2006/relationships" xmlns:v="urn:schemas-microsoft-com:vml" xmlns:w10="urn:schemas-microsoft-com:office:word" xmlns:w14="http://schemas.microsoft.com/office/word/2010/wordml" xmlns:w="http://schemas.openxmlformats.org/wordprocessingml/2006/main" xmlns:wne="http://schemas.microsoft.com/office/word/2006/wordml" xmlns:wp14="http://schemas.microsoft.com/office/word/2010/wordprocessingDrawing" xmlns:wp="http://schemas.openxmlformats.org/drawingml/2006/wordprocessingDrawing" xmlns:wpc="http://schemas.microsoft.com/office/word/2010/wordprocessingCanvas" xmlns:wpg="http://schemas.microsoft.com/office/word/2010/wordprocessingGroup" xmlns:wpi="http://schemas.microsoft.com/office/word/2010/wordprocessingInk" xmlns:wps="http://schemas.microsoft.com/office/word/2010/wordprocessingShape" mc:Ignorable="w14 wp14">
+  <w:p>
+    <w:pPr>
+      <w:pStyle w:val="Header"/>
+      <w:spacing w:after="0"/>
+      <w:jc w:val="right"/>
+    </w:pPr>
+    <w:r>
+      <w:rPr>
+        <w:rFonts w:ascii="Arial" w:hAnsi="Arial"/>
+        <w:color w:val="586069"/>
+        <w:sz w:val="16"/>
+      </w:rPr>
+      <w:t>Kanzlei Yilmaz &amp; Becker  |  YB/26-418 DA</w:t>
+    </w:r>
+  </w:p>
+</w:hdr>
 </file>
 
 <file path=word/numbering.xml><?xml version="1.0" encoding="utf-8"?>
@@ -457,9 +584,13 @@
     <w:name w:val="Normal"/>
     <w:qFormat/>
     <w:rsid w:val="00FC693F"/>
+    <w:pPr>
+      <w:widowControl/>
+      <w:spacing w:before="0" w:after="120" w:line="276" w:lineRule="auto"/>
+    </w:pPr>
     <w:rPr>
-      <w:rFonts w:ascii="Times New Roman" w:hAnsi="Times New Roman"/>
-      <w:sz w:val="22"/>
+      <w:rFonts w:ascii="Arial" w:hAnsi="Arial"/>
+      <w:sz w:val="21"/>
     </w:rPr>
   </w:style>
   <w:style w:type="paragraph" w:styleId="Header">
@@ -517,15 +648,15 @@
     <w:pPr>
       <w:keepNext/>
       <w:keepLines/>
-      <w:spacing w:before="480" w:after="0"/>
+      <w:spacing w:before="240" w:after="120"/>
       <w:outlineLvl w:val="0"/>
     </w:pPr>
     <w:rPr>
-      <w:rFonts w:asciiTheme="majorHAnsi" w:eastAsiaTheme="majorEastAsia" w:hAnsiTheme="majorHAnsi" w:cstheme="majorBidi" w:ascii="Times New Roman" w:hAnsi="Times New Roman"/>
+      <w:rFonts w:asciiTheme="majorHAnsi" w:eastAsiaTheme="majorEastAsia" w:hAnsiTheme="majorHAnsi" w:cstheme="majorBidi" w:ascii="Arial" w:hAnsi="Arial"/>
       <w:b/>
       <w:bCs/>
-      <w:color w:val="365F91" w:themeColor="accent1" w:themeShade="BF"/>
-      <w:sz w:val="26"/>
+      <w:color w:val="17365D"/>
+      <w:sz w:val="25"/>
       <w:szCs w:val="28"/>
     </w:rPr>
   </w:style>
@@ -541,15 +672,15 @@
     <w:pPr>
       <w:keepNext/>
       <w:keepLines/>
-      <w:spacing w:before="200" w:after="0"/>
+      <w:spacing w:before="200" w:after="100"/>
       <w:outlineLvl w:val="1"/>
     </w:pPr>
     <w:rPr>
-      <w:rFonts w:asciiTheme="majorHAnsi" w:eastAsiaTheme="majorEastAsia" w:hAnsiTheme="majorHAnsi" w:cstheme="majorBidi" w:ascii="Times New Roman" w:hAnsi="Times New Roman"/>
+      <w:rFonts w:asciiTheme="majorHAnsi" w:eastAsiaTheme="majorEastAsia" w:hAnsiTheme="majorHAnsi" w:cstheme="majorBidi" w:ascii="Arial" w:hAnsi="Arial"/>
       <w:b/>
       <w:bCs/>
-      <w:color w:val="4F81BD" w:themeColor="accent1"/>
-      <w:sz w:val="24"/>
+      <w:color w:val="17365D"/>
+      <w:sz w:val="23"/>
       <w:szCs w:val="26"/>
     </w:rPr>
   </w:style>
@@ -565,15 +696,15 @@
     <w:pPr>
       <w:keepNext/>
       <w:keepLines/>
-      <w:spacing w:before="200" w:after="0"/>
+      <w:spacing w:before="160" w:after="80"/>
       <w:outlineLvl w:val="2"/>
     </w:pPr>
     <w:rPr>
-      <w:rFonts w:asciiTheme="majorHAnsi" w:eastAsiaTheme="majorEastAsia" w:hAnsiTheme="majorHAnsi" w:cstheme="majorBidi" w:ascii="Times New Roman" w:hAnsi="Times New Roman"/>
+      <w:rFonts w:asciiTheme="majorHAnsi" w:eastAsiaTheme="majorEastAsia" w:hAnsiTheme="majorHAnsi" w:cstheme="majorBidi" w:ascii="Arial" w:hAnsi="Arial"/>
       <w:b/>
       <w:bCs/>
-      <w:color w:val="4F81BD" w:themeColor="accent1"/>
-      <w:sz w:val="24"/>
+      <w:color w:val="17365D"/>
+      <w:sz w:val="21"/>
     </w:rPr>
   </w:style>
   <w:style w:type="paragraph" w:styleId="Heading4">
@@ -807,15 +938,16 @@
       <w:pBdr>
         <w:bottom w:val="single" w:sz="8" w:space="4" w:color="4F81BD" w:themeColor="accent1"/>
       </w:pBdr>
-      <w:spacing w:after="300" w:line="240" w:lineRule="auto"/>
+      <w:spacing w:after="200" w:line="240" w:lineRule="auto" w:before="160"/>
       <w:contextualSpacing/>
     </w:pPr>
     <w:rPr>
-      <w:rFonts w:asciiTheme="majorHAnsi" w:eastAsiaTheme="majorEastAsia" w:hAnsiTheme="majorHAnsi" w:cstheme="majorBidi"/>
-      <w:color w:val="17365D" w:themeColor="text2" w:themeShade="BF"/>
+      <w:rFonts w:asciiTheme="majorHAnsi" w:eastAsiaTheme="majorEastAsia" w:hAnsiTheme="majorHAnsi" w:cstheme="majorBidi" w:ascii="Arial" w:hAnsi="Arial"/>
+      <w:b/>
+      <w:color w:val="17365D"/>
       <w:spacing w:val="5"/>
       <w:kern w:val="28"/>
-      <w:sz w:val="52"/>
+      <w:sz w:val="30"/>
       <w:szCs w:val="52"/>
     </w:rPr>
   </w:style>
